--- a/pr-preview/pr-212/chapters/software-text.docx
+++ b/pr-preview/pr-212/chapters/software-text.docx
@@ -15,7 +15,7 @@
         <w:pStyle w:val="Date"/>
       </w:pPr>
       <w:r>
-        <w:t xml:space="preserve">Last modified: 2026-10-15 22:08:24 (PDT)</w:t>
+        <w:t xml:space="preserve">Last modified: 2026-10-15 23:16:48 (PDT)</w:t>
       </w:r>
     </w:p>
     <w:p>
@@ -369,7 +369,7 @@
       </w:r>
     </w:p>
     <w:bookmarkEnd w:id="16"/>
-    <w:bookmarkStart w:id="21" w:name="write-release-notes-for-the-user"/>
+    <w:bookmarkStart w:id="17" w:name="write-release-notes-for-the-user"/>
     <w:p>
       <w:pPr>
         <w:pStyle w:val="Heading2"/>
@@ -402,140 +402,7 @@
         <w:t xml:space="preserve">Put breaking changes first, because the user must act on them.</w:t>
       </w:r>
     </w:p>
-    <w:tbl>
-      <w:tblPr>
-        <w:tblStyle w:val="Table"/>
-        <w:tblLook w:firstRow="0" w:lastRow="0" w:firstColumn="0" w:lastColumn="0" w:noHBand="0" w:noVBand="0" w:val="0000"/>
-        <w:tblBorders>
-          <w:top w:val="single" w:sz="4" w:space="0" w:color="0758E5"/>
-          <w:left w:val="single" w:sz="24" w:space="0" w:color="0758E5"/>
-          <w:bottom w:val="single" w:sz="4" w:space="0" w:color="0758E5"/>
-          <w:right w:val="single" w:sz="4" w:space="0" w:color="0758E5"/>
-        </w:tblBorders>
-        <w:tblCellMar>
-          <w:left w:w="144" w:type="dxa"/>
-          <w:right w:w="144" w:type="dxa"/>
-        </w:tblCellMar>
-        <w:tblLook w:firstRow="0" w:lastRow="0" w:firstColumn="0" w:lastColumn="0" w:noHBand="0" w:noVBand="0" w:val="0000"/>
-      </w:tblPr>
-      <w:tr>
-        <w:trPr>
-          <w:cantSplit/>
-        </w:trPr>
-        <w:tc>
-          <w:tcPr>
-            <w:shd w:color="auto" w:fill="dae6fb" w:val="clear"/>
-            <w:tcMar>
-              <w:top w:w="92" w:type="dxa"/>
-              <w:bottom w:w="92" w:type="dxa"/>
-            </w:tcMar>
-          </w:tcPr>
-          <w:p>
-            <w:pPr>
-              <w:pStyle w:val="FirstParagraph"/>
-            </w:pPr>
-            <w:pPr>
-              <w:spacing w:before="0" w:after="0"/>
-              <w:textAlignment w:val="center"/>
-            </w:pPr>
-            <w:r>
-              <w:drawing>
-                <wp:inline>
-                  <wp:extent cx="152400" cy="152400"/>
-                  <wp:effectExtent b="0" l="0" r="0" t="0"/>
-                  <wp:docPr descr="" title="" id="18" name="Picture"/>
-                  <a:graphic>
-                    <a:graphicData uri="http://schemas.openxmlformats.org/drawingml/2006/picture">
-                      <pic:pic>
-                        <pic:nvPicPr>
-                          <pic:cNvPr descr="/opt/quarto/share/formats/docx/note.png" id="19" name="Picture"/>
-                          <pic:cNvPicPr>
-                            <a:picLocks noChangeArrowheads="1" noChangeAspect="1"/>
-                          </pic:cNvPicPr>
-                        </pic:nvPicPr>
-                        <pic:blipFill>
-                          <a:blip r:embed="rId17"/>
-                          <a:stretch>
-                            <a:fillRect/>
-                          </a:stretch>
-                        </pic:blipFill>
-                        <pic:spPr bwMode="auto">
-                          <a:xfrm>
-                            <a:off x="0" y="0"/>
-                            <a:ext cx="152400" cy="152400"/>
-                          </a:xfrm>
-                          <a:prstGeom prst="rect">
-                            <a:avLst/>
-                          </a:prstGeom>
-                          <a:noFill/>
-                          <a:ln w="9525">
-                            <a:noFill/>
-                            <a:headEnd/>
-                            <a:tailEnd/>
-                          </a:ln>
-                        </pic:spPr>
-                      </pic:pic>
-                    </a:graphicData>
-                  </a:graphic>
-                </wp:inline>
-              </w:drawing>
-            </w:r>
-            <w:r>
-              <w:t xml:space="preserve"> </w:t>
-            </w:r>
-            <w:r>
-              <w:t xml:space="preserve"> </w:t>
-            </w:r>
-            <w:r>
-              <w:t xml:space="preserve">Source</w:t>
-            </w:r>
-          </w:p>
-        </w:tc>
-      </w:tr>
-      <w:tr>
-        <w:trPr>
-          <w:cantSplit/>
-        </w:trPr>
-        <w:tc>
-          <w:tcPr>
-            <w:tcMar>
-              <w:top w:w="108" w:type="dxa"/>
-              <w:bottom w:w="108" w:type="dxa"/>
-            </w:tcMar>
-          </w:tcPr>
-          <w:p>
-            <w:pPr>
-              <w:pStyle w:val="BodyText"/>
-            </w:pPr>
-            <w:pPr>
-              <w:spacing w:before="16" w:after="16"/>
-            </w:pPr>
-            <w:r>
-              <w:t xml:space="preserve">This chapter’s scope, plain prose in software project text, follows the</w:t>
-            </w:r>
-            <w:r>
-              <w:t xml:space="preserve"> </w:t>
-            </w:r>
-            <w:hyperlink r:id="rId20">
-              <w:r>
-                <w:rPr>
-                  <w:rStyle w:val="Hyperlink"/>
-                </w:rPr>
-                <w:t xml:space="preserve">Writing</w:t>
-              </w:r>
-            </w:hyperlink>
-            <w:r>
-              <w:t xml:space="preserve"> </w:t>
-            </w:r>
-            <w:r>
-              <w:t xml:space="preserve">chapter of the UCD-SERG lab manual.</w:t>
-            </w:r>
-          </w:p>
-          <w:p/>
-        </w:tc>
-      </w:tr>
-    </w:tbl>
-    <w:bookmarkEnd w:id="21"/>
+    <w:bookmarkEnd w:id="17"/>
     <w:sectPr>
       <w:footnotePr>
         <w:numRestart w:val="eachSect"/>
